--- a/zhs/docx/075.content.docx
+++ b/zhs/docx/075.content.docx
@@ -218,36 +218,24 @@
         </w:rPr>
         <w:t>是我们身体内的一块肌肉，它维持我们的血液流动，但在圣经中，心被用作象征性语言，表示一个人的思想、情感和意志发生的地方。 心里邪恶的人会思想</w:t>
       </w:r>
-      <w:hyperlink r:id="rId13">
-        <w:r>
-          <w:rPr>
-            <w:lang w:val="zh_CN" w:bidi="zh_CN"/>
-          </w:rPr>
-          <w:rPr>
-            <w:color w:val="0000EE"/>
-            <w:u w:val="single"/>
-          </w:rPr>
-          <w:t>邪恶</w:t>
-        </w:r>
-      </w:hyperlink>
+      <w:r>
+        <w:rPr>
+          <w:lang w:val="zh_CN" w:bidi="zh_CN"/>
+        </w:rPr>
+        <w:t>邪恶</w:t>
+      </w:r>
       <w:r>
         <w:rPr>
           <w:lang w:val="zh_CN" w:bidi="zh_CN"/>
         </w:rPr>
         <w:t>的事，并做出邪恶的决定。 心存良善的人想要做正确的事，当他们</w:t>
       </w:r>
-      <w:hyperlink r:id="rId14">
-        <w:r>
-          <w:rPr>
-            <w:lang w:val="zh_CN" w:bidi="zh_CN"/>
-          </w:rPr>
-          <w:rPr>
-            <w:color w:val="0000EE"/>
-            <w:u w:val="single"/>
-          </w:rPr>
-          <w:t>犯了罪</w:t>
-        </w:r>
-      </w:hyperlink>
+      <w:r>
+        <w:rPr>
+          <w:lang w:val="zh_CN" w:bidi="zh_CN"/>
+        </w:rPr>
+        <w:t>犯了罪</w:t>
+      </w:r>
       <w:r>
         <w:rPr>
           <w:lang w:val="zh_CN" w:bidi="zh_CN"/>
@@ -308,38 +296,14 @@
         <w:rPr>
           <w:lang w:val="zh_CN" w:bidi="zh_CN"/>
         </w:rPr>
-        <w:t>在</w:t>
-      </w:r>
-      <w:hyperlink r:id="rId15">
-        <w:r>
-          <w:rPr>
-            <w:lang w:val="zh_CN" w:bidi="zh_CN"/>
-          </w:rPr>
-          <w:rPr>
-            <w:color w:val="0000EE"/>
-            <w:u w:val="single"/>
-          </w:rPr>
-          <w:t>希伯来文</w:t>
-        </w:r>
-      </w:hyperlink>
-      <w:r>
-        <w:rPr>
-          <w:lang w:val="zh_CN" w:bidi="zh_CN"/>
-        </w:rPr>
-        <w:t>，旧约所使用的语言中，"心"与"意"是同一个词。在</w:t>
-      </w:r>
-      <w:hyperlink r:id="rId16">
-        <w:r>
-          <w:rPr>
-            <w:lang w:val="zh_CN" w:bidi="zh_CN"/>
-          </w:rPr>
-          <w:rPr>
-            <w:color w:val="0000EE"/>
-            <w:u w:val="single"/>
-          </w:rPr>
-          <w:t>希腊文</w:t>
-        </w:r>
-      </w:hyperlink>
+        <w:t>在希伯来文，旧约所使用的语言中，"心"与"意"是同一个词。在</w:t>
+      </w:r>
+      <w:r>
+        <w:rPr>
+          <w:lang w:val="zh_CN" w:bidi="zh_CN"/>
+        </w:rPr>
+        <w:t>希腊文</w:t>
+      </w:r>
       <w:r>
         <w:rPr>
           <w:lang w:val="zh_CN" w:bidi="zh_CN"/>
@@ -425,18 +389,12 @@
           <w:lang w:val="zh_CN" w:bidi="zh_CN"/>
         </w:rPr>
       </w:r>
-      <w:hyperlink r:id="rId17">
-        <w:r>
-          <w:rPr>
-            <w:lang w:val="zh_CN" w:bidi="zh_CN"/>
-          </w:rPr>
-          <w:rPr>
-            <w:color w:val="0000EE"/>
-            <w:u w:val="single"/>
-          </w:rPr>
-          <w:t>意</w:t>
-        </w:r>
-      </w:hyperlink>
+      <w:r>
+        <w:rPr>
+          <w:lang w:val="zh_CN" w:bidi="zh_CN"/>
+        </w:rPr>
+        <w:t>意</w:t>
+      </w:r>
       <w:r>
         <w:rPr>
           <w:lang w:val="zh_CN" w:bidi="zh_CN"/>
@@ -455,18 +413,12 @@
           <w:lang w:val="zh_CN" w:bidi="zh_CN"/>
         </w:rPr>
       </w:r>
-      <w:hyperlink r:id="rId18">
-        <w:r>
-          <w:rPr>
-            <w:lang w:val="zh_CN" w:bidi="zh_CN"/>
-          </w:rPr>
-          <w:rPr>
-            <w:color w:val="0000EE"/>
-            <w:u w:val="single"/>
-          </w:rPr>
-          <w:t>灵魂</w:t>
-        </w:r>
-      </w:hyperlink>
+      <w:r>
+        <w:rPr>
+          <w:lang w:val="zh_CN" w:bidi="zh_CN"/>
+        </w:rPr>
+        <w:t>灵魂</w:t>
+      </w:r>
       <w:r>
         <w:rPr>
           <w:lang w:val="zh_CN" w:bidi="zh_CN"/>
@@ -485,18 +437,12 @@
           <w:lang w:val="zh_CN" w:bidi="zh_CN"/>
         </w:rPr>
       </w:r>
-      <w:hyperlink r:id="rId19">
-        <w:r>
-          <w:rPr>
-            <w:lang w:val="zh_CN" w:bidi="zh_CN"/>
-          </w:rPr>
-          <w:rPr>
-            <w:color w:val="0000EE"/>
-            <w:u w:val="single"/>
-          </w:rPr>
-          <w:t>灵</w:t>
-        </w:r>
-      </w:hyperlink>
+      <w:r>
+        <w:rPr>
+          <w:lang w:val="zh_CN" w:bidi="zh_CN"/>
+        </w:rPr>
+        <w:t>灵</w:t>
+      </w:r>
       <w:r>
         <w:rPr>
           <w:lang w:val="zh_CN" w:bidi="zh_CN"/>
@@ -556,7 +502,7 @@
           <w:lang w:val="zh_CN" w:bidi="zh_CN"/>
         </w:rPr>
       </w:r>
-      <w:hyperlink r:id="rId20">
+      <w:hyperlink r:id="rId13">
         <w:r>
           <w:rPr>
             <w:lang w:val="zh_CN" w:bidi="zh_CN"/>
@@ -629,18 +575,12 @@
         </w:rPr>
         <w:t>和有</w:t>
       </w:r>
-      <w:hyperlink r:id="rId21">
-        <w:r>
-          <w:rPr>
-            <w:lang w:val="zh_CN" w:bidi="zh_CN"/>
-          </w:rPr>
-          <w:rPr>
-            <w:color w:val="0000EE"/>
-            <w:u w:val="single"/>
-          </w:rPr>
-          <w:t>信心</w:t>
-        </w:r>
-      </w:hyperlink>
+      <w:r>
+        <w:rPr>
+          <w:lang w:val="zh_CN" w:bidi="zh_CN"/>
+        </w:rPr>
+        <w:t>信心</w:t>
+      </w:r>
       <w:r>
         <w:rPr>
           <w:lang w:val="zh_CN" w:bidi="zh_CN"/>
@@ -669,41 +609,11 @@
           <w:lang w:val="zh_CN" w:bidi="zh_CN"/>
         </w:rPr>
       </w:r>
-      <w:hyperlink r:id="rId22">
-        <w:r>
-          <w:rPr>
-            <w:lang w:val="zh_CN" w:bidi="zh_CN"/>
-          </w:rPr>
-          <w:rPr>
-            <w:color w:val="0000EE"/>
-            <w:u w:val="single"/>
-          </w:rPr>
-          <w:t>亚伯拉罕</w:t>
-        </w:r>
-      </w:hyperlink>
-      <w:r>
-        <w:rPr>
-          <w:lang w:val="zh_CN" w:bidi="zh_CN"/>
-        </w:rPr>
-        <w:t>相信神说的是真话，祂应许亚伯拉罕会有很多</w:t>
-      </w:r>
-      <w:hyperlink r:id="rId23">
-        <w:r>
-          <w:rPr>
-            <w:lang w:val="zh_CN" w:bidi="zh_CN"/>
-          </w:rPr>
-          <w:rPr>
-            <w:color w:val="0000EE"/>
-            <w:u w:val="single"/>
-          </w:rPr>
-          <w:t>后裔</w:t>
-        </w:r>
-      </w:hyperlink>
-      <w:r>
-        <w:rPr>
-          <w:lang w:val="zh_CN" w:bidi="zh_CN"/>
-        </w:rPr>
-        <w:t>，虽然亚伯拉罕已经老迈，连一个孩子也没有。亚伯拉罕相信神会成就祂的应许，即使这看起来是不可能的。</w:t>
+      <w:r>
+        <w:rPr>
+          <w:lang w:val="zh_CN" w:bidi="zh_CN"/>
+        </w:rPr>
+        <w:t>亚伯拉罕相信神说的是真话，祂应许亚伯拉罕会有很多后裔，虽然亚伯拉罕已经老迈，连一个孩子也没有。亚伯拉罕相信神会成就祂的应许，即使这看起来是不可能的。</w:t>
       </w:r>
     </w:p>
     <w:p>
@@ -733,54 +643,36 @@
         </w:rPr>
         <w:t>当你信耶稣时，你就信耶稣确实是</w:t>
       </w:r>
-      <w:hyperlink r:id="rId24">
-        <w:r>
-          <w:rPr>
-            <w:lang w:val="zh_CN" w:bidi="zh_CN"/>
-          </w:rPr>
-          <w:rPr>
-            <w:color w:val="0000EE"/>
-            <w:u w:val="single"/>
-          </w:rPr>
-          <w:t>神子</w:t>
-        </w:r>
-      </w:hyperlink>
+      <w:r>
+        <w:rPr>
+          <w:lang w:val="zh_CN" w:bidi="zh_CN"/>
+        </w:rPr>
+        <w:t>神子</w:t>
+      </w:r>
       <w:r>
         <w:rPr>
           <w:lang w:val="zh_CN" w:bidi="zh_CN"/>
         </w:rPr>
         <w:t>。你相信耶稣确实为你的</w:t>
       </w:r>
-      <w:hyperlink r:id="rId14">
-        <w:r>
-          <w:rPr>
-            <w:lang w:val="zh_CN" w:bidi="zh_CN"/>
-          </w:rPr>
-          <w:rPr>
-            <w:color w:val="0000EE"/>
-            <w:u w:val="single"/>
-          </w:rPr>
-          <w:t>罪</w:t>
-        </w:r>
-      </w:hyperlink>
+      <w:r>
+        <w:rPr>
+          <w:lang w:val="zh_CN" w:bidi="zh_CN"/>
+        </w:rPr>
+        <w:t>罪</w:t>
+      </w:r>
       <w:r>
         <w:rPr>
           <w:lang w:val="zh_CN" w:bidi="zh_CN"/>
         </w:rPr>
         <w:t>而死，而且神已经</w:t>
       </w:r>
-      <w:hyperlink r:id="rId25">
-        <w:r>
-          <w:rPr>
-            <w:lang w:val="zh_CN" w:bidi="zh_CN"/>
-          </w:rPr>
-          <w:rPr>
-            <w:color w:val="0000EE"/>
-            <w:u w:val="single"/>
-          </w:rPr>
-          <w:t>饶恕</w:t>
-        </w:r>
-      </w:hyperlink>
+      <w:r>
+        <w:rPr>
+          <w:lang w:val="zh_CN" w:bidi="zh_CN"/>
+        </w:rPr>
+        <w:t>饶恕</w:t>
+      </w:r>
       <w:r>
         <w:rPr>
           <w:lang w:val="zh_CN" w:bidi="zh_CN"/>
@@ -945,7 +837,7 @@
           <w:lang w:val="zh_CN" w:bidi="zh_CN"/>
         </w:rPr>
       </w:r>
-      <w:hyperlink r:id="rId20">
+      <w:hyperlink r:id="rId13">
         <w:r>
           <w:rPr>
             <w:lang w:val="zh_CN" w:bidi="zh_CN"/>
@@ -1005,18 +897,12 @@
           <w:lang w:val="zh_CN" w:bidi="zh_CN"/>
         </w:rPr>
       </w:r>
-      <w:hyperlink r:id="rId26">
-        <w:r>
-          <w:rPr>
-            <w:lang w:val="zh_CN" w:bidi="zh_CN"/>
-          </w:rPr>
-          <w:rPr>
-            <w:color w:val="0000EE"/>
-            <w:u w:val="single"/>
-          </w:rPr>
-          <w:t>信</w:t>
-        </w:r>
-      </w:hyperlink>
+      <w:r>
+        <w:rPr>
+          <w:lang w:val="zh_CN" w:bidi="zh_CN"/>
+        </w:rPr>
+        <w:t>信</w:t>
+      </w:r>
       <w:r>
         <w:rPr>
           <w:lang w:val="zh_CN" w:bidi="zh_CN"/>
@@ -1058,41 +944,11 @@
           <w:lang w:val="zh_CN" w:bidi="zh_CN"/>
         </w:rPr>
       </w:r>
-      <w:hyperlink r:id="rId22">
-        <w:r>
-          <w:rPr>
-            <w:lang w:val="zh_CN" w:bidi="zh_CN"/>
-          </w:rPr>
-          <w:rPr>
-            <w:color w:val="0000EE"/>
-            <w:u w:val="single"/>
-          </w:rPr>
-          <w:t>亚伯拉罕</w:t>
-        </w:r>
-      </w:hyperlink>
-      <w:r>
-        <w:rPr>
-          <w:lang w:val="zh_CN" w:bidi="zh_CN"/>
-        </w:rPr>
-        <w:t>相信神的话是真的，祂应许亚伯拉罕会有很多</w:t>
-      </w:r>
-      <w:hyperlink r:id="rId23">
-        <w:r>
-          <w:rPr>
-            <w:lang w:val="zh_CN" w:bidi="zh_CN"/>
-          </w:rPr>
-          <w:rPr>
-            <w:color w:val="0000EE"/>
-            <w:u w:val="single"/>
-          </w:rPr>
-          <w:t>后裔</w:t>
-        </w:r>
-      </w:hyperlink>
-      <w:r>
-        <w:rPr>
-          <w:lang w:val="zh_CN" w:bidi="zh_CN"/>
-        </w:rPr>
-        <w:t>，虽然亚伯拉罕已经老迈，连一个孩子也没有。亚伯拉罕相信神会成就祂的应许，即使这看起来是不可能的。</w:t>
+      <w:r>
+        <w:rPr>
+          <w:lang w:val="zh_CN" w:bidi="zh_CN"/>
+        </w:rPr>
+        <w:t>亚伯拉罕相信神的话是真的，祂应许亚伯拉罕会有很多后裔，虽然亚伯拉罕已经老迈，连一个孩子也没有。亚伯拉罕相信神会成就祂的应许，即使这看起来是不可能的。</w:t>
       </w:r>
     </w:p>
     <w:p>
@@ -1122,54 +978,36 @@
         </w:rPr>
         <w:t>当你信耶稣时，你就信耶稣确实是</w:t>
       </w:r>
-      <w:hyperlink r:id="rId24">
-        <w:r>
-          <w:rPr>
-            <w:lang w:val="zh_CN" w:bidi="zh_CN"/>
-          </w:rPr>
-          <w:rPr>
-            <w:color w:val="0000EE"/>
-            <w:u w:val="single"/>
-          </w:rPr>
-          <w:t>神子</w:t>
-        </w:r>
-      </w:hyperlink>
+      <w:r>
+        <w:rPr>
+          <w:lang w:val="zh_CN" w:bidi="zh_CN"/>
+        </w:rPr>
+        <w:t>神子</w:t>
+      </w:r>
       <w:r>
         <w:rPr>
           <w:lang w:val="zh_CN" w:bidi="zh_CN"/>
         </w:rPr>
         <w:t>。你相信耶稣确实为你的</w:t>
       </w:r>
-      <w:hyperlink r:id="rId14">
-        <w:r>
-          <w:rPr>
-            <w:lang w:val="zh_CN" w:bidi="zh_CN"/>
-          </w:rPr>
-          <w:rPr>
-            <w:color w:val="0000EE"/>
-            <w:u w:val="single"/>
-          </w:rPr>
-          <w:t>罪</w:t>
-        </w:r>
-      </w:hyperlink>
+      <w:r>
+        <w:rPr>
+          <w:lang w:val="zh_CN" w:bidi="zh_CN"/>
+        </w:rPr>
+        <w:t>罪</w:t>
+      </w:r>
       <w:r>
         <w:rPr>
           <w:lang w:val="zh_CN" w:bidi="zh_CN"/>
         </w:rPr>
         <w:t>而死，而且神已经</w:t>
       </w:r>
-      <w:hyperlink r:id="rId25">
-        <w:r>
-          <w:rPr>
-            <w:lang w:val="zh_CN" w:bidi="zh_CN"/>
-          </w:rPr>
-          <w:rPr>
-            <w:color w:val="0000EE"/>
-            <w:u w:val="single"/>
-          </w:rPr>
-          <w:t>饶恕</w:t>
-        </w:r>
-      </w:hyperlink>
+      <w:r>
+        <w:rPr>
+          <w:lang w:val="zh_CN" w:bidi="zh_CN"/>
+        </w:rPr>
+        <w:t>饶恕</w:t>
+      </w:r>
       <w:r>
         <w:rPr>
           <w:lang w:val="zh_CN" w:bidi="zh_CN"/>
@@ -1360,7 +1198,7 @@
           <w:lang w:val="zh_CN" w:bidi="zh_CN"/>
         </w:rPr>
       </w:r>
-      <w:hyperlink r:id="rId20">
+      <w:hyperlink r:id="rId13">
         <w:r>
           <w:rPr>
             <w:lang w:val="zh_CN" w:bidi="zh_CN"/>

--- a/zhs/docx/075.content.docx
+++ b/zhs/docx/075.content.docx
@@ -476,23 +476,12 @@
         <w:rPr>
           <w:lang w:val="zh_CN" w:bidi="zh_CN"/>
         </w:rPr>
-        <w:t>心</w:t>
-      </w:r>
-      <w:r>
-        <w:rPr>
-          <w:lang w:val="zh_CN" w:bidi="zh_CN"/>
-        </w:rPr>
-      </w:r>
-    </w:p>
-    <w:p>
-      <w:pPr>
-        <w:pStyle w:val="Heading4"/>
-      </w:pPr>
-      <w:r>
-        <w:rPr>
-          <w:lang w:val="zh_CN" w:bidi="zh_CN"/>
-        </w:rPr>
-        <w:t>Audio Content</w:t>
+        <w:t>信</w:t>
+      </w:r>
+      <w:r>
+        <w:rPr>
+          <w:lang w:val="zh_CN" w:bidi="zh_CN"/>
+        </w:rPr>
       </w:r>
     </w:p>
     <w:p>
@@ -502,33 +491,30 @@
           <w:lang w:val="zh_CN" w:bidi="zh_CN"/>
         </w:rPr>
       </w:r>
-      <w:hyperlink r:id="rId13">
-        <w:r>
-          <w:rPr>
-            <w:lang w:val="zh_CN" w:bidi="zh_CN"/>
-          </w:rPr>
-          <w:rPr>
-            <w:color w:val="0000EE"/>
-            <w:u w:val="single"/>
-          </w:rPr>
-          <w:t>mp3 file</w:t>
-        </w:r>
-      </w:hyperlink>
-      <w:r>
-        <w:rPr>
-          <w:lang w:val="zh_CN" w:bidi="zh_CN"/>
-        </w:rPr>
-        <w:t xml:space="preserve"> (None KB)</w:t>
-      </w:r>
-      <w:r>
-        <w:rPr>
-          <w:lang w:val="zh_CN" w:bidi="zh_CN"/>
-        </w:rPr>
-      </w:r>
-      <w:r>
-        <w:rPr>
-          <w:lang w:val="zh_CN" w:bidi="zh_CN"/>
-        </w:rPr>
+      <w:r>
+        <w:rPr>
+          <w:b/>
+          <w:lang w:val="zh_CN" w:bidi="zh_CN"/>
+        </w:rPr>
+        <w:t>信</w:t>
+      </w:r>
+      <w:r>
+        <w:rPr>
+          <w:lang w:val="zh_CN" w:bidi="zh_CN"/>
+        </w:rPr>
+        <w:t>和有</w:t>
+      </w:r>
+      <w:r>
+        <w:rPr>
+          <w:lang w:val="zh_CN" w:bidi="zh_CN"/>
+        </w:rPr>
+        <w:t>信心</w:t>
+      </w:r>
+      <w:r>
+        <w:rPr>
+          <w:lang w:val="zh_CN" w:bidi="zh_CN"/>
+        </w:rPr>
+        <w:t>是同一回事。</w:t>
       </w:r>
     </w:p>
     <w:p>
@@ -538,21 +524,11 @@
           <w:lang w:val="zh_CN" w:bidi="zh_CN"/>
         </w:rPr>
       </w:r>
-    </w:p>
-    <w:p>
-      <w:pPr>
-        <w:pStyle w:val="Heading2"/>
-      </w:pPr>
-      <w:r>
-        <w:rPr>
-          <w:lang w:val="zh_CN" w:bidi="zh_CN"/>
-        </w:rPr>
-        <w:t>信</w:t>
-      </w:r>
-      <w:r>
-        <w:rPr>
-          <w:lang w:val="zh_CN" w:bidi="zh_CN"/>
-        </w:rPr>
+      <w:r>
+        <w:rPr>
+          <w:lang w:val="zh_CN" w:bidi="zh_CN"/>
+        </w:rPr>
+        <w:t>如果你信某人，你就信那人所说的关于他自己的话是真的。然后因为你信任那个人，就会投入去做那人要你去做的事。</w:t>
       </w:r>
     </w:p>
     <w:p>
@@ -564,28 +540,9 @@
       </w:r>
       <w:r>
         <w:rPr>
-          <w:b/>
-          <w:lang w:val="zh_CN" w:bidi="zh_CN"/>
-        </w:rPr>
-        <w:t>信</w:t>
-      </w:r>
-      <w:r>
-        <w:rPr>
-          <w:lang w:val="zh_CN" w:bidi="zh_CN"/>
-        </w:rPr>
-        <w:t>和有</w:t>
-      </w:r>
-      <w:r>
-        <w:rPr>
-          <w:lang w:val="zh_CN" w:bidi="zh_CN"/>
-        </w:rPr>
-        <w:t>信心</w:t>
-      </w:r>
-      <w:r>
-        <w:rPr>
-          <w:lang w:val="zh_CN" w:bidi="zh_CN"/>
-        </w:rPr>
-        <w:t>是同一回事。</w:t>
+          <w:lang w:val="zh_CN" w:bidi="zh_CN"/>
+        </w:rPr>
+        <w:t>亚伯拉罕相信神说的是真话，祂应许亚伯拉罕会有很多后裔，虽然亚伯拉罕已经老迈，连一个孩子也没有。亚伯拉罕相信神会成就祂的应许，即使这看起来是不可能的。</w:t>
       </w:r>
     </w:p>
     <w:p>
@@ -599,7 +556,7 @@
         <w:rPr>
           <w:lang w:val="zh_CN" w:bidi="zh_CN"/>
         </w:rPr>
-        <w:t>如果你信某人，你就信那人所说的关于他自己的话是真的。然后因为你信任那个人，就会投入去做那人要你去做的事。</w:t>
+        <w:t>如果你信神，你就会接受神存在，并且神在圣经中所说的是真的。你相信神会成就祂所有的应许，即使看起来是不可能的。因此你立志要遵行神要你做的一切。</w:t>
       </w:r>
     </w:p>
     <w:p>
@@ -613,7 +570,43 @@
         <w:rPr>
           <w:lang w:val="zh_CN" w:bidi="zh_CN"/>
         </w:rPr>
-        <w:t>亚伯拉罕相信神说的是真话，祂应许亚伯拉罕会有很多后裔，虽然亚伯拉罕已经老迈，连一个孩子也没有。亚伯拉罕相信神会成就祂的应许，即使这看起来是不可能的。</w:t>
+        <w:t>当你信耶稣时，你就信耶稣确实是</w:t>
+      </w:r>
+      <w:r>
+        <w:rPr>
+          <w:lang w:val="zh_CN" w:bidi="zh_CN"/>
+        </w:rPr>
+        <w:t>神子</w:t>
+      </w:r>
+      <w:r>
+        <w:rPr>
+          <w:lang w:val="zh_CN" w:bidi="zh_CN"/>
+        </w:rPr>
+        <w:t>。你相信耶稣确实为你的</w:t>
+      </w:r>
+      <w:r>
+        <w:rPr>
+          <w:lang w:val="zh_CN" w:bidi="zh_CN"/>
+        </w:rPr>
+        <w:t>罪</w:t>
+      </w:r>
+      <w:r>
+        <w:rPr>
+          <w:lang w:val="zh_CN" w:bidi="zh_CN"/>
+        </w:rPr>
+        <w:t>而死，而且神已经</w:t>
+      </w:r>
+      <w:r>
+        <w:rPr>
+          <w:lang w:val="zh_CN" w:bidi="zh_CN"/>
+        </w:rPr>
+        <w:t>饶恕</w:t>
+      </w:r>
+      <w:r>
+        <w:rPr>
+          <w:lang w:val="zh_CN" w:bidi="zh_CN"/>
+        </w:rPr>
+        <w:t>并接受了你。于是，你立志要遵行耶稣所吩咐的一切。</w:t>
       </w:r>
     </w:p>
     <w:p>
@@ -627,7 +620,7 @@
         <w:rPr>
           <w:lang w:val="zh_CN" w:bidi="zh_CN"/>
         </w:rPr>
-        <w:t>如果你信神，你就会接受神存在，并且神在圣经中所说的是真的。你相信神会成就祂所有的应许，即使看起来是不可能的。因此你立志要遵行神要你做的一切。</w:t>
+        <w:t>圣经有时说人应当"信耶稣的名"。这与信耶稣的意思是一样的。</w:t>
       </w:r>
     </w:p>
     <w:p>
@@ -641,43 +634,7 @@
         <w:rPr>
           <w:lang w:val="zh_CN" w:bidi="zh_CN"/>
         </w:rPr>
-        <w:t>当你信耶稣时，你就信耶稣确实是</w:t>
-      </w:r>
-      <w:r>
-        <w:rPr>
-          <w:lang w:val="zh_CN" w:bidi="zh_CN"/>
-        </w:rPr>
-        <w:t>神子</w:t>
-      </w:r>
-      <w:r>
-        <w:rPr>
-          <w:lang w:val="zh_CN" w:bidi="zh_CN"/>
-        </w:rPr>
-        <w:t>。你相信耶稣确实为你的</w:t>
-      </w:r>
-      <w:r>
-        <w:rPr>
-          <w:lang w:val="zh_CN" w:bidi="zh_CN"/>
-        </w:rPr>
-        <w:t>罪</w:t>
-      </w:r>
-      <w:r>
-        <w:rPr>
-          <w:lang w:val="zh_CN" w:bidi="zh_CN"/>
-        </w:rPr>
-        <w:t>而死，而且神已经</w:t>
-      </w:r>
-      <w:r>
-        <w:rPr>
-          <w:lang w:val="zh_CN" w:bidi="zh_CN"/>
-        </w:rPr>
-        <w:t>饶恕</w:t>
-      </w:r>
-      <w:r>
-        <w:rPr>
-          <w:lang w:val="zh_CN" w:bidi="zh_CN"/>
-        </w:rPr>
-        <w:t>并接受了你。于是，你立志要遵行耶稣所吩咐的一切。</w:t>
+        <w:t>有极大信心或者相信的人，非常信靠神或耶稣。</w:t>
       </w:r>
     </w:p>
     <w:p>
@@ -689,9 +646,10 @@
       </w:r>
       <w:r>
         <w:rPr>
-          <w:lang w:val="zh_CN" w:bidi="zh_CN"/>
-        </w:rPr>
-        <w:t>圣经有时说人应当"信耶稣的名"。这与信耶稣的意思是一样的。</w:t>
+          <w:b/>
+          <w:lang w:val="zh_CN" w:bidi="zh_CN"/>
+        </w:rPr>
+        <w:t>当你翻译"信"这个词时，要注意以下几点：</w:t>
       </w:r>
     </w:p>
     <w:p>
@@ -705,7 +663,13 @@
         <w:rPr>
           <w:lang w:val="zh_CN" w:bidi="zh_CN"/>
         </w:rPr>
-        <w:t>有极大信心或者相信的人，非常信靠神或耶稣。</w:t>
+        <w:t>在某些语言中，"信"这个词听起来好像是某人只是希望某事是真的，但他们并不确定。这不是正确的意思。因此，有时使用一个能表示"信任"的词会更好。</w:t>
+      </w:r>
+      <w:r>
+        <w:rPr>
+          <w:lang w:val="zh_CN" w:bidi="zh_CN"/>
+        </w:rPr>
+        <w:t>Pause here and do the following activity as a group:在此暂停一下，进行以下的小组活动：</w:t>
       </w:r>
     </w:p>
     <w:p>
@@ -717,10 +681,9 @@
       </w:r>
       <w:r>
         <w:rPr>
-          <w:b/>
-          <w:lang w:val="zh_CN" w:bidi="zh_CN"/>
-        </w:rPr>
-        <w:t>当你翻译"信"这个词时，要注意以下几点：</w:t>
+          <w:lang w:val="zh_CN" w:bidi="zh_CN"/>
+        </w:rPr>
+        <w:t>请一个人作为自愿者，他必须信任或者有信心。那个人应该背对著至少五个人的一个小组站立，如果你有那么多人的话。这五个人应该站在自愿者的后面。他们应该要有能力能够接住这位自愿者。请自愿者向后倒入这群人的怀抱。问问自愿者：你这样做的时候是否有犹豫过？当你决定是否要向后倒入这群人的怀抱时，你有什么样的感受？</w:t>
       </w:r>
     </w:p>
     <w:p>
@@ -734,13 +697,7 @@
         <w:rPr>
           <w:lang w:val="zh_CN" w:bidi="zh_CN"/>
         </w:rPr>
-        <w:t>在某些语言中，"信"这个词听起来好像是某人只是希望某事是真的，但他们并不确定。这不是正确的意思。因此，有时使用一个能表示"信任"的词会更好。</w:t>
-      </w:r>
-      <w:r>
-        <w:rPr>
-          <w:lang w:val="zh_CN" w:bidi="zh_CN"/>
-        </w:rPr>
-        <w:t>Pause here and do the following activity as a group:在此暂停一下，进行以下的小组活动：</w:t>
+        <w:t>也许自愿者选择不真正地向后倒，即使自愿者知道他的朋友们会接住他们。问问小组：当自愿者选择不向后倒入他们的怀抱时，他们有什么感受？</w:t>
       </w:r>
     </w:p>
     <w:p>
@@ -754,7 +711,17 @@
         <w:rPr>
           <w:lang w:val="zh_CN" w:bidi="zh_CN"/>
         </w:rPr>
-        <w:t>请一个人作为自愿者，他必须信任或者有信心。那个人应该背对著至少五个人的一个小组站立，如果你有那么多人的话。这五个人应该站在自愿者的后面。他们应该要有能力能够接住这位自愿者。请自愿者向后倒入这群人的怀抱。问问自愿者：你这样做的时候是否有犹豫过？当你决定是否要向后倒入这群人的怀抱时，你有什么样的感受？</w:t>
+        <w:t>也许这个自愿者选择向后倒入这群人的怀抱中。在这群人接住他以后，这个自愿者的感受如何？知道这个人信任他们以后，这群人有什么感受？这是一个有信心或有信任的例子。除非你真的向后倒入这群人的怀抱中，否则你并不信任这些人。你可能会口头上说你信任他们，但真正的信任只有在你选择向后倒下时才会发生。信任意味着按照你所说的去做。</w:t>
+      </w:r>
+      <w:r>
+        <w:rPr>
+          <w:lang w:val="zh_CN" w:bidi="zh_CN"/>
+        </w:rPr>
+      </w:r>
+      <w:r>
+        <w:rPr>
+          <w:lang w:val="zh_CN" w:bidi="zh_CN"/>
+        </w:rPr>
       </w:r>
     </w:p>
     <w:p>
@@ -764,11 +731,21 @@
           <w:lang w:val="zh_CN" w:bidi="zh_CN"/>
         </w:rPr>
       </w:r>
-      <w:r>
-        <w:rPr>
-          <w:lang w:val="zh_CN" w:bidi="zh_CN"/>
-        </w:rPr>
-        <w:t>也许自愿者选择不真正地向后倒，即使自愿者知道他的朋友们会接住他们。问问小组：当自愿者选择不向后倒入他们的怀抱时，他们有什么感受？</w:t>
+    </w:p>
+    <w:p>
+      <w:pPr>
+        <w:pStyle w:val="Heading2"/>
+      </w:pPr>
+      <w:r>
+        <w:rPr>
+          <w:lang w:val="zh_CN" w:bidi="zh_CN"/>
+        </w:rPr>
+        <w:t>信心</w:t>
+      </w:r>
+      <w:r>
+        <w:rPr>
+          <w:lang w:val="zh_CN" w:bidi="zh_CN"/>
+        </w:rPr>
       </w:r>
     </w:p>
     <w:p>
@@ -782,17 +759,26 @@
         <w:rPr>
           <w:lang w:val="zh_CN" w:bidi="zh_CN"/>
         </w:rPr>
-        <w:t>也许这个自愿者选择向后倒入这群人的怀抱中。在这群人接住他以后，这个自愿者的感受如何？知道这个人信任他们以后，这群人有什么感受？这是一个有信心或有信任的例子。除非你真的向后倒入这群人的怀抱中，否则你并不信任这些人。你可能会口头上说你信任他们，但真正的信任只有在你选择向后倒下时才会发生。信任意味着按照你所说的去做。</w:t>
-      </w:r>
-      <w:r>
-        <w:rPr>
-          <w:lang w:val="zh_CN" w:bidi="zh_CN"/>
-        </w:rPr>
-      </w:r>
-      <w:r>
-        <w:rPr>
-          <w:lang w:val="zh_CN" w:bidi="zh_CN"/>
-        </w:rPr>
+        <w:t>信</w:t>
+      </w:r>
+      <w:r>
+        <w:rPr>
+          <w:lang w:val="zh_CN" w:bidi="zh_CN"/>
+        </w:rPr>
+        <w:t>和有</w:t>
+      </w:r>
+      <w:r>
+        <w:rPr>
+          <w:b/>
+          <w:lang w:val="zh_CN" w:bidi="zh_CN"/>
+        </w:rPr>
+        <w:t>信心</w:t>
+      </w:r>
+      <w:r>
+        <w:rPr>
+          <w:lang w:val="zh_CN" w:bidi="zh_CN"/>
+        </w:rPr>
+        <w:t>是同一回事。</w:t>
       </w:r>
     </w:p>
     <w:p>
@@ -802,32 +788,11 @@
           <w:lang w:val="zh_CN" w:bidi="zh_CN"/>
         </w:rPr>
       </w:r>
-    </w:p>
-    <w:p>
-      <w:pPr>
-        <w:pStyle w:val="Heading2"/>
-      </w:pPr>
-      <w:r>
-        <w:rPr>
-          <w:lang w:val="zh_CN" w:bidi="zh_CN"/>
-        </w:rPr>
-        <w:t>信</w:t>
-      </w:r>
-      <w:r>
-        <w:rPr>
-          <w:lang w:val="zh_CN" w:bidi="zh_CN"/>
-        </w:rPr>
-      </w:r>
-    </w:p>
-    <w:p>
-      <w:pPr>
-        <w:pStyle w:val="Heading4"/>
-      </w:pPr>
-      <w:r>
-        <w:rPr>
-          <w:lang w:val="zh_CN" w:bidi="zh_CN"/>
-        </w:rPr>
-        <w:t>Audio Content</w:t>
+      <w:r>
+        <w:rPr>
+          <w:lang w:val="zh_CN" w:bidi="zh_CN"/>
+        </w:rPr>
+        <w:t>如果你信某人，你就信那人所说的关于他自己的话是真的。然后因为你信任那个人，就会投入去做那人要你去做的事。</w:t>
       </w:r>
     </w:p>
     <w:p>
@@ -837,33 +802,11 @@
           <w:lang w:val="zh_CN" w:bidi="zh_CN"/>
         </w:rPr>
       </w:r>
-      <w:hyperlink r:id="rId13">
-        <w:r>
-          <w:rPr>
-            <w:lang w:val="zh_CN" w:bidi="zh_CN"/>
-          </w:rPr>
-          <w:rPr>
-            <w:color w:val="0000EE"/>
-            <w:u w:val="single"/>
-          </w:rPr>
-          <w:t>mp3 file</w:t>
-        </w:r>
-      </w:hyperlink>
-      <w:r>
-        <w:rPr>
-          <w:lang w:val="zh_CN" w:bidi="zh_CN"/>
-        </w:rPr>
-        <w:t xml:space="preserve"> (None KB)</w:t>
-      </w:r>
-      <w:r>
-        <w:rPr>
-          <w:lang w:val="zh_CN" w:bidi="zh_CN"/>
-        </w:rPr>
-      </w:r>
-      <w:r>
-        <w:rPr>
-          <w:lang w:val="zh_CN" w:bidi="zh_CN"/>
-        </w:rPr>
+      <w:r>
+        <w:rPr>
+          <w:lang w:val="zh_CN" w:bidi="zh_CN"/>
+        </w:rPr>
+        <w:t>亚伯拉罕相信神的话是真的，祂应许亚伯拉罕会有很多后裔，虽然亚伯拉罕已经老迈，连一个孩子也没有。亚伯拉罕相信神会成就祂的应许，即使这看起来是不可能的。</w:t>
       </w:r>
     </w:p>
     <w:p>
@@ -873,21 +816,11 @@
           <w:lang w:val="zh_CN" w:bidi="zh_CN"/>
         </w:rPr>
       </w:r>
-    </w:p>
-    <w:p>
-      <w:pPr>
-        <w:pStyle w:val="Heading2"/>
-      </w:pPr>
-      <w:r>
-        <w:rPr>
-          <w:lang w:val="zh_CN" w:bidi="zh_CN"/>
-        </w:rPr>
-        <w:t>信心</w:t>
-      </w:r>
-      <w:r>
-        <w:rPr>
-          <w:lang w:val="zh_CN" w:bidi="zh_CN"/>
-        </w:rPr>
+      <w:r>
+        <w:rPr>
+          <w:lang w:val="zh_CN" w:bidi="zh_CN"/>
+        </w:rPr>
+        <w:t>如果你信神，你就会接受神的存在，并且相信神在圣经中所说的是真的。你相信神会成就祂所有的应许，即使这看起来是不可能的。结果就是，你立志要遵行神要你做的一切。</w:t>
       </w:r>
     </w:p>
     <w:p>
@@ -901,26 +834,43 @@
         <w:rPr>
           <w:lang w:val="zh_CN" w:bidi="zh_CN"/>
         </w:rPr>
-        <w:t>信</w:t>
-      </w:r>
-      <w:r>
-        <w:rPr>
-          <w:lang w:val="zh_CN" w:bidi="zh_CN"/>
-        </w:rPr>
-        <w:t>和有</w:t>
-      </w:r>
-      <w:r>
-        <w:rPr>
-          <w:b/>
-          <w:lang w:val="zh_CN" w:bidi="zh_CN"/>
-        </w:rPr>
-        <w:t>信心</w:t>
-      </w:r>
-      <w:r>
-        <w:rPr>
-          <w:lang w:val="zh_CN" w:bidi="zh_CN"/>
-        </w:rPr>
-        <w:t>是同一回事。</w:t>
+        <w:t>当你信耶稣时，你就信耶稣确实是</w:t>
+      </w:r>
+      <w:r>
+        <w:rPr>
+          <w:lang w:val="zh_CN" w:bidi="zh_CN"/>
+        </w:rPr>
+        <w:t>神子</w:t>
+      </w:r>
+      <w:r>
+        <w:rPr>
+          <w:lang w:val="zh_CN" w:bidi="zh_CN"/>
+        </w:rPr>
+        <w:t>。你相信耶稣确实为你的</w:t>
+      </w:r>
+      <w:r>
+        <w:rPr>
+          <w:lang w:val="zh_CN" w:bidi="zh_CN"/>
+        </w:rPr>
+        <w:t>罪</w:t>
+      </w:r>
+      <w:r>
+        <w:rPr>
+          <w:lang w:val="zh_CN" w:bidi="zh_CN"/>
+        </w:rPr>
+        <w:t>而死，而且神已经</w:t>
+      </w:r>
+      <w:r>
+        <w:rPr>
+          <w:lang w:val="zh_CN" w:bidi="zh_CN"/>
+        </w:rPr>
+        <w:t>饶恕</w:t>
+      </w:r>
+      <w:r>
+        <w:rPr>
+          <w:lang w:val="zh_CN" w:bidi="zh_CN"/>
+        </w:rPr>
+        <w:t>并接受了你。于是，你立志要遵行耶稣所吩咐的一切。</w:t>
       </w:r>
     </w:p>
     <w:p>
@@ -934,7 +884,20 @@
         <w:rPr>
           <w:lang w:val="zh_CN" w:bidi="zh_CN"/>
         </w:rPr>
-        <w:t>如果你信某人，你就信那人所说的关于他自己的话是真的。然后因为你信任那个人，就会投入去做那人要你去做的事。</w:t>
+        <w:t>圣经有时说人应当"信耶稣的</w:t>
+      </w:r>
+      <w:r>
+        <w:rPr>
+          <w:i/>
+          <w:lang w:val="zh_CN" w:bidi="zh_CN"/>
+        </w:rPr>
+        <w:t>名</w:t>
+      </w:r>
+      <w:r>
+        <w:rPr>
+          <w:lang w:val="zh_CN" w:bidi="zh_CN"/>
+        </w:rPr>
+        <w:t>"。这与信耶稣的意思是一样的。</w:t>
       </w:r>
     </w:p>
     <w:p>
@@ -948,7 +911,7 @@
         <w:rPr>
           <w:lang w:val="zh_CN" w:bidi="zh_CN"/>
         </w:rPr>
-        <w:t>亚伯拉罕相信神的话是真的，祂应许亚伯拉罕会有很多后裔，虽然亚伯拉罕已经老迈，连一个孩子也没有。亚伯拉罕相信神会成就祂的应许，即使这看起来是不可能的。</w:t>
+        <w:t>有极大信心或者信的人，非常信靠神或耶稣。</w:t>
       </w:r>
     </w:p>
     <w:p>
@@ -960,9 +923,10 @@
       </w:r>
       <w:r>
         <w:rPr>
-          <w:lang w:val="zh_CN" w:bidi="zh_CN"/>
-        </w:rPr>
-        <w:t>如果你信神，你就会接受神的存在，并且相信神在圣经中所说的是真的。你相信神会成就祂所有的应许，即使这看起来是不可能的。结果就是，你立志要遵行神要你做的一切。</w:t>
+          <w:b/>
+          <w:lang w:val="zh_CN" w:bidi="zh_CN"/>
+        </w:rPr>
+        <w:t>当你翻译信时，要注意以下几个事项：</w:t>
       </w:r>
     </w:p>
     <w:p>
@@ -976,43 +940,26 @@
         <w:rPr>
           <w:lang w:val="zh_CN" w:bidi="zh_CN"/>
         </w:rPr>
-        <w:t>当你信耶稣时，你就信耶稣确实是</w:t>
-      </w:r>
-      <w:r>
-        <w:rPr>
-          <w:lang w:val="zh_CN" w:bidi="zh_CN"/>
-        </w:rPr>
-        <w:t>神子</w:t>
-      </w:r>
-      <w:r>
-        <w:rPr>
-          <w:lang w:val="zh_CN" w:bidi="zh_CN"/>
-        </w:rPr>
-        <w:t>。你相信耶稣确实为你的</w:t>
-      </w:r>
-      <w:r>
-        <w:rPr>
-          <w:lang w:val="zh_CN" w:bidi="zh_CN"/>
-        </w:rPr>
-        <w:t>罪</w:t>
-      </w:r>
-      <w:r>
-        <w:rPr>
-          <w:lang w:val="zh_CN" w:bidi="zh_CN"/>
-        </w:rPr>
-        <w:t>而死，而且神已经</w:t>
-      </w:r>
-      <w:r>
-        <w:rPr>
-          <w:lang w:val="zh_CN" w:bidi="zh_CN"/>
-        </w:rPr>
-        <w:t>饶恕</w:t>
-      </w:r>
-      <w:r>
-        <w:rPr>
-          <w:lang w:val="zh_CN" w:bidi="zh_CN"/>
-        </w:rPr>
-        <w:t>并接受了你。于是，你立志要遵行耶稣所吩咐的一切。</w:t>
+        <w:t>在某些语言中，"信"这个词听起来好像是某人只是</w:t>
+      </w:r>
+      <w:r>
+        <w:rPr>
+          <w:i/>
+          <w:lang w:val="zh_CN" w:bidi="zh_CN"/>
+        </w:rPr>
+        <w:t>希望</w:t>
+      </w:r>
+      <w:r>
+        <w:rPr>
+          <w:lang w:val="zh_CN" w:bidi="zh_CN"/>
+        </w:rPr>
+        <w:t>某事是真的，但他们并不确定。这不是正确的意思。因此，有时使用一个能表示"信任"的词会更好。</w:t>
+      </w:r>
+      <w:r>
+        <w:rPr>
+          <w:lang w:val="zh_CN" w:bidi="zh_CN"/>
+        </w:rPr>
+        <w:t>Pause here and do the following activity as a group:在此暂停一下，进行以下的小组活动：</w:t>
       </w:r>
     </w:p>
     <w:p>
@@ -1026,20 +973,7 @@
         <w:rPr>
           <w:lang w:val="zh_CN" w:bidi="zh_CN"/>
         </w:rPr>
-        <w:t>圣经有时说人应当"信耶稣的</w:t>
-      </w:r>
-      <w:r>
-        <w:rPr>
-          <w:i/>
-          <w:lang w:val="zh_CN" w:bidi="zh_CN"/>
-        </w:rPr>
-        <w:t>名</w:t>
-      </w:r>
-      <w:r>
-        <w:rPr>
-          <w:lang w:val="zh_CN" w:bidi="zh_CN"/>
-        </w:rPr>
-        <w:t>"。这与信耶稣的意思是一样的。</w:t>
+        <w:t>请一个人作为自愿者，他必须信任或者有信心。那个人应该背对著至少五个人的一个小组站立，如果你有那么多人的话。这五个人应该站在自愿者的后面。他们应该要有能力能够接住这位自愿者。让自愿者向后倒入这群人的怀抱中。你是否在犹豫要不要这样做？当你决定是否要向后倒入这群人的怀抱时，你有什么样的感受？</w:t>
       </w:r>
     </w:p>
     <w:p>
@@ -1053,7 +987,7 @@
         <w:rPr>
           <w:lang w:val="zh_CN" w:bidi="zh_CN"/>
         </w:rPr>
-        <w:t>有极大信心或者信的人，非常信靠神或耶稣。</w:t>
+        <w:t>也许自愿者选择不向后倒，即使你知道你的朋友会接住你。当自愿者选择不向后倒入他们的怀抱时，这个小组有什么感受？</w:t>
       </w:r>
     </w:p>
     <w:p>
@@ -1065,156 +999,9 @@
       </w:r>
       <w:r>
         <w:rPr>
-          <w:b/>
-          <w:lang w:val="zh_CN" w:bidi="zh_CN"/>
-        </w:rPr>
-        <w:t>当你翻译信时，要注意以下几个事项：</w:t>
-      </w:r>
-    </w:p>
-    <w:p>
-      <w:pPr/>
-      <w:r>
-        <w:rPr>
-          <w:lang w:val="zh_CN" w:bidi="zh_CN"/>
-        </w:rPr>
-      </w:r>
-      <w:r>
-        <w:rPr>
-          <w:lang w:val="zh_CN" w:bidi="zh_CN"/>
-        </w:rPr>
-        <w:t>在某些语言中，"信"这个词听起来好像是某人只是</w:t>
-      </w:r>
-      <w:r>
-        <w:rPr>
-          <w:i/>
-          <w:lang w:val="zh_CN" w:bidi="zh_CN"/>
-        </w:rPr>
-        <w:t>希望</w:t>
-      </w:r>
-      <w:r>
-        <w:rPr>
-          <w:lang w:val="zh_CN" w:bidi="zh_CN"/>
-        </w:rPr>
-        <w:t>某事是真的，但他们并不确定。这不是正确的意思。因此，有时使用一个能表示"信任"的词会更好。</w:t>
-      </w:r>
-      <w:r>
-        <w:rPr>
-          <w:lang w:val="zh_CN" w:bidi="zh_CN"/>
-        </w:rPr>
-        <w:t>Pause here and do the following activity as a group:在此暂停一下，进行以下的小组活动：</w:t>
-      </w:r>
-    </w:p>
-    <w:p>
-      <w:pPr/>
-      <w:r>
-        <w:rPr>
-          <w:lang w:val="zh_CN" w:bidi="zh_CN"/>
-        </w:rPr>
-      </w:r>
-      <w:r>
-        <w:rPr>
-          <w:lang w:val="zh_CN" w:bidi="zh_CN"/>
-        </w:rPr>
-        <w:t>请一个人作为自愿者，他必须信任或者有信心。那个人应该背对著至少五个人的一个小组站立，如果你有那么多人的话。这五个人应该站在自愿者的后面。他们应该要有能力能够接住这位自愿者。让自愿者向后倒入这群人的怀抱中。你是否在犹豫要不要这样做？当你决定是否要向后倒入这群人的怀抱时，你有什么样的感受？</w:t>
-      </w:r>
-    </w:p>
-    <w:p>
-      <w:pPr/>
-      <w:r>
-        <w:rPr>
-          <w:lang w:val="zh_CN" w:bidi="zh_CN"/>
-        </w:rPr>
-      </w:r>
-      <w:r>
-        <w:rPr>
-          <w:lang w:val="zh_CN" w:bidi="zh_CN"/>
-        </w:rPr>
-        <w:t>也许自愿者选择不向后倒，即使你知道你的朋友会接住你。当自愿者选择不向后倒入他们的怀抱时，这个小组有什么感受？</w:t>
-      </w:r>
-    </w:p>
-    <w:p>
-      <w:pPr/>
-      <w:r>
-        <w:rPr>
-          <w:lang w:val="zh_CN" w:bidi="zh_CN"/>
-        </w:rPr>
-      </w:r>
-      <w:r>
-        <w:rPr>
           <w:lang w:val="zh_CN" w:bidi="zh_CN"/>
         </w:rPr>
         <w:t>也许这个自愿者选择向后倒入这群人的怀抱中。在这群人接住他以后，这个自愿者的感受如何？知道这个人信任他们以后，这群人有什么感受？这是一个有信心或信任的例子。除非你真的向后倒入这群人的怀抱中，否则你并不信任这些人。你可能会口头上说你信任他们，但真正的信任只有在你选择向后倒下时才会发生。信任意味着按照你所说的去做。</w:t>
-      </w:r>
-      <w:r>
-        <w:rPr>
-          <w:lang w:val="zh_CN" w:bidi="zh_CN"/>
-        </w:rPr>
-      </w:r>
-      <w:r>
-        <w:rPr>
-          <w:lang w:val="zh_CN" w:bidi="zh_CN"/>
-        </w:rPr>
-      </w:r>
-    </w:p>
-    <w:p>
-      <w:pPr/>
-      <w:r>
-        <w:rPr>
-          <w:lang w:val="zh_CN" w:bidi="zh_CN"/>
-        </w:rPr>
-      </w:r>
-    </w:p>
-    <w:p>
-      <w:pPr>
-        <w:pStyle w:val="Heading2"/>
-      </w:pPr>
-      <w:r>
-        <w:rPr>
-          <w:lang w:val="zh_CN" w:bidi="zh_CN"/>
-        </w:rPr>
-        <w:t>信心</w:t>
-      </w:r>
-      <w:r>
-        <w:rPr>
-          <w:lang w:val="zh_CN" w:bidi="zh_CN"/>
-        </w:rPr>
-      </w:r>
-    </w:p>
-    <w:p>
-      <w:pPr>
-        <w:pStyle w:val="Heading4"/>
-      </w:pPr>
-      <w:r>
-        <w:rPr>
-          <w:lang w:val="zh_CN" w:bidi="zh_CN"/>
-        </w:rPr>
-        <w:t>Audio Content</w:t>
-      </w:r>
-    </w:p>
-    <w:p>
-      <w:pPr/>
-      <w:r>
-        <w:rPr>
-          <w:lang w:val="zh_CN" w:bidi="zh_CN"/>
-        </w:rPr>
-      </w:r>
-      <w:hyperlink r:id="rId13">
-        <w:r>
-          <w:rPr>
-            <w:lang w:val="zh_CN" w:bidi="zh_CN"/>
-          </w:rPr>
-          <w:rPr>
-            <w:color w:val="0000EE"/>
-            <w:u w:val="single"/>
-          </w:rPr>
-          <w:t>mp3 file</w:t>
-        </w:r>
-      </w:hyperlink>
-      <w:r>
-        <w:rPr>
-          <w:lang w:val="zh_CN" w:bidi="zh_CN"/>
-        </w:rPr>
-        <w:t xml:space="preserve"> (None KB)</w:t>
       </w:r>
       <w:r>
         <w:rPr>

--- a/zhs/docx/075.content.docx
+++ b/zhs/docx/075.content.docx
@@ -218,24 +218,36 @@
         </w:rPr>
         <w:t>是我们身体内的一块肌肉，它维持我们的血液流动，但在圣经中，心被用作象征性语言，表示一个人的思想、情感和意志发生的地方。 心里邪恶的人会思想</w:t>
       </w:r>
-      <w:r>
-        <w:rPr>
-          <w:lang w:val="zh_CN" w:bidi="zh_CN"/>
-        </w:rPr>
-        <w:t>邪恶</w:t>
-      </w:r>
+      <w:hyperlink r:id="rId13">
+        <w:r>
+          <w:rPr>
+            <w:lang w:val="zh_CN" w:bidi="zh_CN"/>
+          </w:rPr>
+          <w:rPr>
+            <w:color w:val="0000EE"/>
+            <w:u w:val="single"/>
+          </w:rPr>
+          <w:t>邪恶</w:t>
+        </w:r>
+      </w:hyperlink>
       <w:r>
         <w:rPr>
           <w:lang w:val="zh_CN" w:bidi="zh_CN"/>
         </w:rPr>
         <w:t>的事，并做出邪恶的决定。 心存良善的人想要做正确的事，当他们</w:t>
       </w:r>
-      <w:r>
-        <w:rPr>
-          <w:lang w:val="zh_CN" w:bidi="zh_CN"/>
-        </w:rPr>
-        <w:t>犯了罪</w:t>
-      </w:r>
+      <w:hyperlink r:id="rId14">
+        <w:r>
+          <w:rPr>
+            <w:lang w:val="zh_CN" w:bidi="zh_CN"/>
+          </w:rPr>
+          <w:rPr>
+            <w:color w:val="0000EE"/>
+            <w:u w:val="single"/>
+          </w:rPr>
+          <w:t>犯了罪</w:t>
+        </w:r>
+      </w:hyperlink>
       <w:r>
         <w:rPr>
           <w:lang w:val="zh_CN" w:bidi="zh_CN"/>
@@ -296,14 +308,38 @@
         <w:rPr>
           <w:lang w:val="zh_CN" w:bidi="zh_CN"/>
         </w:rPr>
-        <w:t>在希伯来文，旧约所使用的语言中，"心"与"意"是同一个词。在</w:t>
-      </w:r>
-      <w:r>
-        <w:rPr>
-          <w:lang w:val="zh_CN" w:bidi="zh_CN"/>
-        </w:rPr>
-        <w:t>希腊文</w:t>
-      </w:r>
+        <w:t>在</w:t>
+      </w:r>
+      <w:hyperlink r:id="rId15">
+        <w:r>
+          <w:rPr>
+            <w:lang w:val="zh_CN" w:bidi="zh_CN"/>
+          </w:rPr>
+          <w:rPr>
+            <w:color w:val="0000EE"/>
+            <w:u w:val="single"/>
+          </w:rPr>
+          <w:t>希伯来文</w:t>
+        </w:r>
+      </w:hyperlink>
+      <w:r>
+        <w:rPr>
+          <w:lang w:val="zh_CN" w:bidi="zh_CN"/>
+        </w:rPr>
+        <w:t>，旧约所使用的语言中，"心"与"意"是同一个词。在</w:t>
+      </w:r>
+      <w:hyperlink r:id="rId16">
+        <w:r>
+          <w:rPr>
+            <w:lang w:val="zh_CN" w:bidi="zh_CN"/>
+          </w:rPr>
+          <w:rPr>
+            <w:color w:val="0000EE"/>
+            <w:u w:val="single"/>
+          </w:rPr>
+          <w:t>希腊文</w:t>
+        </w:r>
+      </w:hyperlink>
       <w:r>
         <w:rPr>
           <w:lang w:val="zh_CN" w:bidi="zh_CN"/>
@@ -389,12 +425,18 @@
           <w:lang w:val="zh_CN" w:bidi="zh_CN"/>
         </w:rPr>
       </w:r>
-      <w:r>
-        <w:rPr>
-          <w:lang w:val="zh_CN" w:bidi="zh_CN"/>
-        </w:rPr>
-        <w:t>意</w:t>
-      </w:r>
+      <w:hyperlink r:id="rId17">
+        <w:r>
+          <w:rPr>
+            <w:lang w:val="zh_CN" w:bidi="zh_CN"/>
+          </w:rPr>
+          <w:rPr>
+            <w:color w:val="0000EE"/>
+            <w:u w:val="single"/>
+          </w:rPr>
+          <w:t>意</w:t>
+        </w:r>
+      </w:hyperlink>
       <w:r>
         <w:rPr>
           <w:lang w:val="zh_CN" w:bidi="zh_CN"/>
@@ -413,12 +455,18 @@
           <w:lang w:val="zh_CN" w:bidi="zh_CN"/>
         </w:rPr>
       </w:r>
-      <w:r>
-        <w:rPr>
-          <w:lang w:val="zh_CN" w:bidi="zh_CN"/>
-        </w:rPr>
-        <w:t>灵魂</w:t>
-      </w:r>
+      <w:hyperlink r:id="rId18">
+        <w:r>
+          <w:rPr>
+            <w:lang w:val="zh_CN" w:bidi="zh_CN"/>
+          </w:rPr>
+          <w:rPr>
+            <w:color w:val="0000EE"/>
+            <w:u w:val="single"/>
+          </w:rPr>
+          <w:t>灵魂</w:t>
+        </w:r>
+      </w:hyperlink>
       <w:r>
         <w:rPr>
           <w:lang w:val="zh_CN" w:bidi="zh_CN"/>
@@ -437,12 +485,18 @@
           <w:lang w:val="zh_CN" w:bidi="zh_CN"/>
         </w:rPr>
       </w:r>
-      <w:r>
-        <w:rPr>
-          <w:lang w:val="zh_CN" w:bidi="zh_CN"/>
-        </w:rPr>
-        <w:t>灵</w:t>
-      </w:r>
+      <w:hyperlink r:id="rId19">
+        <w:r>
+          <w:rPr>
+            <w:lang w:val="zh_CN" w:bidi="zh_CN"/>
+          </w:rPr>
+          <w:rPr>
+            <w:color w:val="0000EE"/>
+            <w:u w:val="single"/>
+          </w:rPr>
+          <w:t>灵</w:t>
+        </w:r>
+      </w:hyperlink>
       <w:r>
         <w:rPr>
           <w:lang w:val="zh_CN" w:bidi="zh_CN"/>
@@ -504,12 +558,18 @@
         </w:rPr>
         <w:t>和有</w:t>
       </w:r>
-      <w:r>
-        <w:rPr>
-          <w:lang w:val="zh_CN" w:bidi="zh_CN"/>
-        </w:rPr>
-        <w:t>信心</w:t>
-      </w:r>
+      <w:hyperlink r:id="rId20">
+        <w:r>
+          <w:rPr>
+            <w:lang w:val="zh_CN" w:bidi="zh_CN"/>
+          </w:rPr>
+          <w:rPr>
+            <w:color w:val="0000EE"/>
+            <w:u w:val="single"/>
+          </w:rPr>
+          <w:t>信心</w:t>
+        </w:r>
+      </w:hyperlink>
       <w:r>
         <w:rPr>
           <w:lang w:val="zh_CN" w:bidi="zh_CN"/>
@@ -538,11 +598,41 @@
           <w:lang w:val="zh_CN" w:bidi="zh_CN"/>
         </w:rPr>
       </w:r>
-      <w:r>
-        <w:rPr>
-          <w:lang w:val="zh_CN" w:bidi="zh_CN"/>
-        </w:rPr>
-        <w:t>亚伯拉罕相信神说的是真话，祂应许亚伯拉罕会有很多后裔，虽然亚伯拉罕已经老迈，连一个孩子也没有。亚伯拉罕相信神会成就祂的应许，即使这看起来是不可能的。</w:t>
+      <w:hyperlink r:id="rId21">
+        <w:r>
+          <w:rPr>
+            <w:lang w:val="zh_CN" w:bidi="zh_CN"/>
+          </w:rPr>
+          <w:rPr>
+            <w:color w:val="0000EE"/>
+            <w:u w:val="single"/>
+          </w:rPr>
+          <w:t>亚伯拉罕</w:t>
+        </w:r>
+      </w:hyperlink>
+      <w:r>
+        <w:rPr>
+          <w:lang w:val="zh_CN" w:bidi="zh_CN"/>
+        </w:rPr>
+        <w:t>相信神说的是真话，祂应许亚伯拉罕会有很多</w:t>
+      </w:r>
+      <w:hyperlink r:id="rId22">
+        <w:r>
+          <w:rPr>
+            <w:lang w:val="zh_CN" w:bidi="zh_CN"/>
+          </w:rPr>
+          <w:rPr>
+            <w:color w:val="0000EE"/>
+            <w:u w:val="single"/>
+          </w:rPr>
+          <w:t>后裔</w:t>
+        </w:r>
+      </w:hyperlink>
+      <w:r>
+        <w:rPr>
+          <w:lang w:val="zh_CN" w:bidi="zh_CN"/>
+        </w:rPr>
+        <w:t>，虽然亚伯拉罕已经老迈，连一个孩子也没有。亚伯拉罕相信神会成就祂的应许，即使这看起来是不可能的。</w:t>
       </w:r>
     </w:p>
     <w:p>
@@ -572,36 +662,54 @@
         </w:rPr>
         <w:t>当你信耶稣时，你就信耶稣确实是</w:t>
       </w:r>
-      <w:r>
-        <w:rPr>
-          <w:lang w:val="zh_CN" w:bidi="zh_CN"/>
-        </w:rPr>
-        <w:t>神子</w:t>
-      </w:r>
+      <w:hyperlink r:id="rId23">
+        <w:r>
+          <w:rPr>
+            <w:lang w:val="zh_CN" w:bidi="zh_CN"/>
+          </w:rPr>
+          <w:rPr>
+            <w:color w:val="0000EE"/>
+            <w:u w:val="single"/>
+          </w:rPr>
+          <w:t>神子</w:t>
+        </w:r>
+      </w:hyperlink>
       <w:r>
         <w:rPr>
           <w:lang w:val="zh_CN" w:bidi="zh_CN"/>
         </w:rPr>
         <w:t>。你相信耶稣确实为你的</w:t>
       </w:r>
-      <w:r>
-        <w:rPr>
-          <w:lang w:val="zh_CN" w:bidi="zh_CN"/>
-        </w:rPr>
-        <w:t>罪</w:t>
-      </w:r>
+      <w:hyperlink r:id="rId14">
+        <w:r>
+          <w:rPr>
+            <w:lang w:val="zh_CN" w:bidi="zh_CN"/>
+          </w:rPr>
+          <w:rPr>
+            <w:color w:val="0000EE"/>
+            <w:u w:val="single"/>
+          </w:rPr>
+          <w:t>罪</w:t>
+        </w:r>
+      </w:hyperlink>
       <w:r>
         <w:rPr>
           <w:lang w:val="zh_CN" w:bidi="zh_CN"/>
         </w:rPr>
         <w:t>而死，而且神已经</w:t>
       </w:r>
-      <w:r>
-        <w:rPr>
-          <w:lang w:val="zh_CN" w:bidi="zh_CN"/>
-        </w:rPr>
-        <w:t>饶恕</w:t>
-      </w:r>
+      <w:hyperlink r:id="rId24">
+        <w:r>
+          <w:rPr>
+            <w:lang w:val="zh_CN" w:bidi="zh_CN"/>
+          </w:rPr>
+          <w:rPr>
+            <w:color w:val="0000EE"/>
+            <w:u w:val="single"/>
+          </w:rPr>
+          <w:t>饶恕</w:t>
+        </w:r>
+      </w:hyperlink>
       <w:r>
         <w:rPr>
           <w:lang w:val="zh_CN" w:bidi="zh_CN"/>
@@ -717,6 +825,12 @@
         <w:rPr>
           <w:lang w:val="zh_CN" w:bidi="zh_CN"/>
         </w:rPr>
+        <w:t>Pause the recording here.在此暂停记录。</w:t>
+      </w:r>
+      <w:r>
+        <w:rPr>
+          <w:lang w:val="zh_CN" w:bidi="zh_CN"/>
+        </w:rPr>
       </w:r>
       <w:r>
         <w:rPr>
@@ -755,12 +869,18 @@
           <w:lang w:val="zh_CN" w:bidi="zh_CN"/>
         </w:rPr>
       </w:r>
-      <w:r>
-        <w:rPr>
-          <w:lang w:val="zh_CN" w:bidi="zh_CN"/>
-        </w:rPr>
-        <w:t>信</w:t>
-      </w:r>
+      <w:hyperlink r:id="rId25">
+        <w:r>
+          <w:rPr>
+            <w:lang w:val="zh_CN" w:bidi="zh_CN"/>
+          </w:rPr>
+          <w:rPr>
+            <w:color w:val="0000EE"/>
+            <w:u w:val="single"/>
+          </w:rPr>
+          <w:t>信</w:t>
+        </w:r>
+      </w:hyperlink>
       <w:r>
         <w:rPr>
           <w:lang w:val="zh_CN" w:bidi="zh_CN"/>
@@ -802,11 +922,41 @@
           <w:lang w:val="zh_CN" w:bidi="zh_CN"/>
         </w:rPr>
       </w:r>
-      <w:r>
-        <w:rPr>
-          <w:lang w:val="zh_CN" w:bidi="zh_CN"/>
-        </w:rPr>
-        <w:t>亚伯拉罕相信神的话是真的，祂应许亚伯拉罕会有很多后裔，虽然亚伯拉罕已经老迈，连一个孩子也没有。亚伯拉罕相信神会成就祂的应许，即使这看起来是不可能的。</w:t>
+      <w:hyperlink r:id="rId21">
+        <w:r>
+          <w:rPr>
+            <w:lang w:val="zh_CN" w:bidi="zh_CN"/>
+          </w:rPr>
+          <w:rPr>
+            <w:color w:val="0000EE"/>
+            <w:u w:val="single"/>
+          </w:rPr>
+          <w:t>亚伯拉罕</w:t>
+        </w:r>
+      </w:hyperlink>
+      <w:r>
+        <w:rPr>
+          <w:lang w:val="zh_CN" w:bidi="zh_CN"/>
+        </w:rPr>
+        <w:t>相信神的话是真的，祂应许亚伯拉罕会有很多</w:t>
+      </w:r>
+      <w:hyperlink r:id="rId22">
+        <w:r>
+          <w:rPr>
+            <w:lang w:val="zh_CN" w:bidi="zh_CN"/>
+          </w:rPr>
+          <w:rPr>
+            <w:color w:val="0000EE"/>
+            <w:u w:val="single"/>
+          </w:rPr>
+          <w:t>后裔</w:t>
+        </w:r>
+      </w:hyperlink>
+      <w:r>
+        <w:rPr>
+          <w:lang w:val="zh_CN" w:bidi="zh_CN"/>
+        </w:rPr>
+        <w:t>，虽然亚伯拉罕已经老迈，连一个孩子也没有。亚伯拉罕相信神会成就祂的应许，即使这看起来是不可能的。</w:t>
       </w:r>
     </w:p>
     <w:p>
@@ -836,36 +986,54 @@
         </w:rPr>
         <w:t>当你信耶稣时，你就信耶稣确实是</w:t>
       </w:r>
-      <w:r>
-        <w:rPr>
-          <w:lang w:val="zh_CN" w:bidi="zh_CN"/>
-        </w:rPr>
-        <w:t>神子</w:t>
-      </w:r>
+      <w:hyperlink r:id="rId23">
+        <w:r>
+          <w:rPr>
+            <w:lang w:val="zh_CN" w:bidi="zh_CN"/>
+          </w:rPr>
+          <w:rPr>
+            <w:color w:val="0000EE"/>
+            <w:u w:val="single"/>
+          </w:rPr>
+          <w:t>神子</w:t>
+        </w:r>
+      </w:hyperlink>
       <w:r>
         <w:rPr>
           <w:lang w:val="zh_CN" w:bidi="zh_CN"/>
         </w:rPr>
         <w:t>。你相信耶稣确实为你的</w:t>
       </w:r>
-      <w:r>
-        <w:rPr>
-          <w:lang w:val="zh_CN" w:bidi="zh_CN"/>
-        </w:rPr>
-        <w:t>罪</w:t>
-      </w:r>
+      <w:hyperlink r:id="rId14">
+        <w:r>
+          <w:rPr>
+            <w:lang w:val="zh_CN" w:bidi="zh_CN"/>
+          </w:rPr>
+          <w:rPr>
+            <w:color w:val="0000EE"/>
+            <w:u w:val="single"/>
+          </w:rPr>
+          <w:t>罪</w:t>
+        </w:r>
+      </w:hyperlink>
       <w:r>
         <w:rPr>
           <w:lang w:val="zh_CN" w:bidi="zh_CN"/>
         </w:rPr>
         <w:t>而死，而且神已经</w:t>
       </w:r>
-      <w:r>
-        <w:rPr>
-          <w:lang w:val="zh_CN" w:bidi="zh_CN"/>
-        </w:rPr>
-        <w:t>饶恕</w:t>
-      </w:r>
+      <w:hyperlink r:id="rId24">
+        <w:r>
+          <w:rPr>
+            <w:lang w:val="zh_CN" w:bidi="zh_CN"/>
+          </w:rPr>
+          <w:rPr>
+            <w:color w:val="0000EE"/>
+            <w:u w:val="single"/>
+          </w:rPr>
+          <w:t>饶恕</w:t>
+        </w:r>
+      </w:hyperlink>
       <w:r>
         <w:rPr>
           <w:lang w:val="zh_CN" w:bidi="zh_CN"/>
@@ -1002,6 +1170,12 @@
           <w:lang w:val="zh_CN" w:bidi="zh_CN"/>
         </w:rPr>
         <w:t>也许这个自愿者选择向后倒入这群人的怀抱中。在这群人接住他以后，这个自愿者的感受如何？知道这个人信任他们以后，这群人有什么感受？这是一个有信心或信任的例子。除非你真的向后倒入这群人的怀抱中，否则你并不信任这些人。你可能会口头上说你信任他们，但真正的信任只有在你选择向后倒下时才会发生。信任意味着按照你所说的去做。</w:t>
+      </w:r>
+      <w:r>
+        <w:rPr>
+          <w:lang w:val="zh_CN" w:bidi="zh_CN"/>
+        </w:rPr>
+        <w:t>Pause the recording here.在此暂停记录。</w:t>
       </w:r>
       <w:r>
         <w:rPr>
